--- a/映画脚本/Projects/常世ホテル/output/常世ホテル_第9話_脚本_20260926_v1.docx
+++ b/映画脚本/Projects/常世ホテル/output/常世ホテル_第9話_脚本_20260926_v1.docx
@@ -3078,6 +3078,669 @@
           <w:sz w:val="24"/>
           <w:szCs w:val="24"/>
         </w:rPr>
+        <w:t xml:space="preserve">INT. ホテル常世・ロビー - 深夜（続き）</w:t>
+      </w:r>
+    </w:p>
+    <w:p>
+      <w:pPr>
+        <w:spacing w:after="120" w:before="0" w:line="240"/>
+        <w:ind w:left="0" w:right="0"/>
+        <w:jc w:val="left"/>
+      </w:pPr>
+      <w:r>
+        <w:rPr>
+          <w:rFonts w:ascii="Courier New" w:cs="Courier New" w:eastAsia="Courier New" w:hAnsi="Courier New"/>
+          <w:b w:val="false"/>
+          <w:bCs w:val="false"/>
+          <w:sz w:val="24"/>
+          <w:szCs w:val="24"/>
+        </w:rPr>
+        <w:t xml:space="preserve">若林たちが階段へ向かったあと。ロビーに、川島と瑠璃が残っている。</w:t>
+      </w:r>
+    </w:p>
+    <w:p>
+      <w:pPr>
+        <w:spacing w:after="120" w:before="0" w:line="240"/>
+        <w:ind w:left="0" w:right="0"/>
+        <w:jc w:val="left"/>
+      </w:pPr>
+      <w:r>
+        <w:rPr>
+          <w:rFonts w:ascii="Courier New" w:cs="Courier New" w:eastAsia="Courier New" w:hAnsi="Courier New"/>
+          <w:b w:val="false"/>
+          <w:bCs w:val="false"/>
+          <w:sz w:val="24"/>
+          <w:szCs w:val="24"/>
+        </w:rPr>
+        <w:t xml:space="preserve">瑠璃は、階段の途中から降りてきて、川島の前に立つ。</w:t>
+      </w:r>
+    </w:p>
+    <w:p>
+      <w:pPr>
+        <w:spacing w:after="0" w:before="200" w:line="240"/>
+        <w:ind w:left="3170" w:right="0"/>
+        <w:jc w:val="left"/>
+      </w:pPr>
+      <w:r>
+        <w:rPr>
+          <w:rFonts w:ascii="Courier New" w:cs="Courier New" w:eastAsia="Courier New" w:hAnsi="Courier New"/>
+          <w:b w:val="false"/>
+          <w:bCs w:val="false"/>
+          <w:sz w:val="24"/>
+          <w:szCs w:val="24"/>
+        </w:rPr>
+        <w:t xml:space="preserve">瑠璃</w:t>
+      </w:r>
+    </w:p>
+    <w:p>
+      <w:pPr>
+        <w:spacing w:after="0" w:before="0" w:line="240"/>
+        <w:ind w:left="1440" w:right="2160"/>
+        <w:jc w:val="left"/>
+      </w:pPr>
+      <w:r>
+        <w:rPr>
+          <w:rFonts w:ascii="Courier New" w:cs="Courier New" w:eastAsia="Courier New" w:hAnsi="Courier New"/>
+          <w:b w:val="false"/>
+          <w:bCs w:val="false"/>
+          <w:sz w:val="24"/>
+          <w:szCs w:val="24"/>
+        </w:rPr>
+        <w:t xml:space="preserve">おじさん、偉い人？</w:t>
+      </w:r>
+    </w:p>
+    <w:p>
+      <w:pPr>
+        <w:spacing w:after="0" w:before="200" w:line="240"/>
+        <w:ind w:left="3170" w:right="0"/>
+        <w:jc w:val="left"/>
+      </w:pPr>
+      <w:r>
+        <w:rPr>
+          <w:rFonts w:ascii="Courier New" w:cs="Courier New" w:eastAsia="Courier New" w:hAnsi="Courier New"/>
+          <w:b w:val="false"/>
+          <w:bCs w:val="false"/>
+          <w:sz w:val="24"/>
+          <w:szCs w:val="24"/>
+        </w:rPr>
+        <w:t xml:space="preserve">川島</w:t>
+      </w:r>
+    </w:p>
+    <w:p>
+      <w:pPr>
+        <w:spacing w:after="0" w:before="0" w:line="240"/>
+        <w:ind w:left="1440" w:right="2160"/>
+        <w:jc w:val="left"/>
+      </w:pPr>
+      <w:r>
+        <w:rPr>
+          <w:rFonts w:ascii="Courier New" w:cs="Courier New" w:eastAsia="Courier New" w:hAnsi="Courier New"/>
+          <w:b w:val="false"/>
+          <w:bCs w:val="false"/>
+          <w:sz w:val="24"/>
+          <w:szCs w:val="24"/>
+        </w:rPr>
+        <w:t xml:space="preserve">……管理官だ。</w:t>
+      </w:r>
+    </w:p>
+    <w:p>
+      <w:pPr>
+        <w:spacing w:after="0" w:before="200" w:line="240"/>
+        <w:ind w:left="3170" w:right="0"/>
+        <w:jc w:val="left"/>
+      </w:pPr>
+      <w:r>
+        <w:rPr>
+          <w:rFonts w:ascii="Courier New" w:cs="Courier New" w:eastAsia="Courier New" w:hAnsi="Courier New"/>
+          <w:b w:val="false"/>
+          <w:bCs w:val="false"/>
+          <w:sz w:val="24"/>
+          <w:szCs w:val="24"/>
+        </w:rPr>
+        <w:t xml:space="preserve">瑠璃</w:t>
+      </w:r>
+    </w:p>
+    <w:p>
+      <w:pPr>
+        <w:spacing w:after="0" w:before="0" w:line="240"/>
+        <w:ind w:left="1440" w:right="2160"/>
+        <w:jc w:val="left"/>
+      </w:pPr>
+      <w:r>
+        <w:rPr>
+          <w:rFonts w:ascii="Courier New" w:cs="Courier New" w:eastAsia="Courier New" w:hAnsi="Courier New"/>
+          <w:b w:val="false"/>
+          <w:bCs w:val="false"/>
+          <w:sz w:val="24"/>
+          <w:szCs w:val="24"/>
+        </w:rPr>
+        <w:t xml:space="preserve">じゃあさ、あたしのこと、捕まえてよ。</w:t>
+      </w:r>
+    </w:p>
+    <w:p>
+      <w:pPr>
+        <w:spacing w:after="120" w:before="0" w:line="240"/>
+        <w:ind w:left="0" w:right="0"/>
+        <w:jc w:val="left"/>
+      </w:pPr>
+      <w:r>
+        <w:rPr>
+          <w:rFonts w:ascii="Courier New" w:cs="Courier New" w:eastAsia="Courier New" w:hAnsi="Courier New"/>
+          <w:b w:val="false"/>
+          <w:bCs w:val="false"/>
+          <w:sz w:val="24"/>
+          <w:szCs w:val="24"/>
+        </w:rPr>
+        <w:t xml:space="preserve">川島が、瑠璃を見る。</w:t>
+      </w:r>
+    </w:p>
+    <w:p>
+      <w:pPr>
+        <w:spacing w:after="0" w:before="200" w:line="240"/>
+        <w:ind w:left="3170" w:right="0"/>
+        <w:jc w:val="left"/>
+      </w:pPr>
+      <w:r>
+        <w:rPr>
+          <w:rFonts w:ascii="Courier New" w:cs="Courier New" w:eastAsia="Courier New" w:hAnsi="Courier New"/>
+          <w:b w:val="false"/>
+          <w:bCs w:val="false"/>
+          <w:sz w:val="24"/>
+          <w:szCs w:val="24"/>
+        </w:rPr>
+        <w:t xml:space="preserve">瑠璃（CONT'D）</w:t>
+      </w:r>
+    </w:p>
+    <w:p>
+      <w:pPr>
+        <w:spacing w:after="0" w:before="0" w:line="240"/>
+        <w:ind w:left="1440" w:right="2160"/>
+        <w:jc w:val="left"/>
+      </w:pPr>
+      <w:r>
+        <w:rPr>
+          <w:rFonts w:ascii="Courier New" w:cs="Courier New" w:eastAsia="Courier New" w:hAnsi="Courier New"/>
+          <w:b w:val="false"/>
+          <w:bCs w:val="false"/>
+          <w:sz w:val="24"/>
+          <w:szCs w:val="24"/>
+        </w:rPr>
+        <w:t xml:space="preserve">あたし、人殺したんだよ。井口さんって人。五一二号室で。一緒にいてほしくて、薬のませた。</w:t>
+      </w:r>
+    </w:p>
+    <w:p>
+      <w:pPr>
+        <w:spacing w:after="0" w:before="200" w:line="240"/>
+        <w:ind w:left="3170" w:right="0"/>
+        <w:jc w:val="left"/>
+      </w:pPr>
+      <w:r>
+        <w:rPr>
+          <w:rFonts w:ascii="Courier New" w:cs="Courier New" w:eastAsia="Courier New" w:hAnsi="Courier New"/>
+          <w:b w:val="false"/>
+          <w:bCs w:val="false"/>
+          <w:sz w:val="24"/>
+          <w:szCs w:val="24"/>
+        </w:rPr>
+        <w:t xml:space="preserve">川島</w:t>
+      </w:r>
+    </w:p>
+    <w:p>
+      <w:pPr>
+        <w:spacing w:after="0" w:before="0" w:line="240"/>
+        <w:ind w:left="1440" w:right="2160"/>
+        <w:jc w:val="left"/>
+      </w:pPr>
+      <w:r>
+        <w:rPr>
+          <w:rFonts w:ascii="Courier New" w:cs="Courier New" w:eastAsia="Courier New" w:hAnsi="Courier New"/>
+          <w:b w:val="false"/>
+          <w:bCs w:val="false"/>
+          <w:sz w:val="24"/>
+          <w:szCs w:val="24"/>
+        </w:rPr>
+        <w:t xml:space="preserve">……。</w:t>
+      </w:r>
+    </w:p>
+    <w:p>
+      <w:pPr>
+        <w:spacing w:after="0" w:before="200" w:line="240"/>
+        <w:ind w:left="3170" w:right="0"/>
+        <w:jc w:val="left"/>
+      </w:pPr>
+      <w:r>
+        <w:rPr>
+          <w:rFonts w:ascii="Courier New" w:cs="Courier New" w:eastAsia="Courier New" w:hAnsi="Courier New"/>
+          <w:b w:val="false"/>
+          <w:bCs w:val="false"/>
+          <w:sz w:val="24"/>
+          <w:szCs w:val="24"/>
+        </w:rPr>
+        <w:t xml:space="preserve">瑠璃</w:t>
+      </w:r>
+    </w:p>
+    <w:p>
+      <w:pPr>
+        <w:spacing w:after="0" w:before="0" w:line="240"/>
+        <w:ind w:left="1440" w:right="2160"/>
+        <w:jc w:val="left"/>
+      </w:pPr>
+      <w:r>
+        <w:rPr>
+          <w:rFonts w:ascii="Courier New" w:cs="Courier New" w:eastAsia="Courier New" w:hAnsi="Courier New"/>
+          <w:b w:val="false"/>
+          <w:bCs w:val="false"/>
+          <w:sz w:val="24"/>
+          <w:szCs w:val="24"/>
+        </w:rPr>
+        <w:t xml:space="preserve">お母さんは、死体、片づけてくれた。サクラさんも。あたしのせいで、二人とも共犯。</w:t>
+      </w:r>
+    </w:p>
+    <w:p>
+      <w:pPr>
+        <w:spacing w:after="120" w:before="0" w:line="240"/>
+        <w:ind w:left="0" w:right="0"/>
+        <w:jc w:val="left"/>
+      </w:pPr>
+      <w:r>
+        <w:rPr>
+          <w:rFonts w:ascii="Courier New" w:cs="Courier New" w:eastAsia="Courier New" w:hAnsi="Courier New"/>
+          <w:b w:val="false"/>
+          <w:bCs w:val="false"/>
+          <w:sz w:val="24"/>
+          <w:szCs w:val="24"/>
+        </w:rPr>
+        <w:t xml:space="preserve">川島は、長いあいだ、瑠璃の顔を見ている。</w:t>
+      </w:r>
+    </w:p>
+    <w:p>
+      <w:pPr>
+        <w:spacing w:after="0" w:before="200" w:line="240"/>
+        <w:ind w:left="3170" w:right="0"/>
+        <w:jc w:val="left"/>
+      </w:pPr>
+      <w:r>
+        <w:rPr>
+          <w:rFonts w:ascii="Courier New" w:cs="Courier New" w:eastAsia="Courier New" w:hAnsi="Courier New"/>
+          <w:b w:val="false"/>
+          <w:bCs w:val="false"/>
+          <w:sz w:val="24"/>
+          <w:szCs w:val="24"/>
+        </w:rPr>
+        <w:t xml:space="preserve">川島</w:t>
+      </w:r>
+    </w:p>
+    <w:p>
+      <w:pPr>
+        <w:spacing w:after="0" w:before="0" w:line="240"/>
+        <w:ind w:left="1440" w:right="2160"/>
+        <w:jc w:val="left"/>
+      </w:pPr>
+      <w:r>
+        <w:rPr>
+          <w:rFonts w:ascii="Courier New" w:cs="Courier New" w:eastAsia="Courier New" w:hAnsi="Courier New"/>
+          <w:b w:val="false"/>
+          <w:bCs w:val="false"/>
+          <w:sz w:val="24"/>
+          <w:szCs w:val="24"/>
+        </w:rPr>
+        <w:t xml:space="preserve">死人は、逮捕できん。</w:t>
+      </w:r>
+    </w:p>
+    <w:p>
+      <w:pPr>
+        <w:spacing w:after="0" w:before="200" w:line="240"/>
+        <w:ind w:left="3170" w:right="0"/>
+        <w:jc w:val="left"/>
+      </w:pPr>
+      <w:r>
+        <w:rPr>
+          <w:rFonts w:ascii="Courier New" w:cs="Courier New" w:eastAsia="Courier New" w:hAnsi="Courier New"/>
+          <w:b w:val="false"/>
+          <w:bCs w:val="false"/>
+          <w:sz w:val="24"/>
+          <w:szCs w:val="24"/>
+        </w:rPr>
+        <w:t xml:space="preserve">瑠璃</w:t>
+      </w:r>
+    </w:p>
+    <w:p>
+      <w:pPr>
+        <w:spacing w:after="0" w:before="0" w:line="240"/>
+        <w:ind w:left="1440" w:right="2160"/>
+        <w:jc w:val="left"/>
+      </w:pPr>
+      <w:r>
+        <w:rPr>
+          <w:rFonts w:ascii="Courier New" w:cs="Courier New" w:eastAsia="Courier New" w:hAnsi="Courier New"/>
+          <w:b w:val="false"/>
+          <w:bCs w:val="false"/>
+          <w:sz w:val="24"/>
+          <w:szCs w:val="24"/>
+        </w:rPr>
+        <w:t xml:space="preserve">知ってる。</w:t>
+      </w:r>
+    </w:p>
+    <w:p>
+      <w:pPr>
+        <w:spacing w:after="0" w:before="200" w:line="240"/>
+        <w:ind w:left="3170" w:right="0"/>
+        <w:jc w:val="left"/>
+      </w:pPr>
+      <w:r>
+        <w:rPr>
+          <w:rFonts w:ascii="Courier New" w:cs="Courier New" w:eastAsia="Courier New" w:hAnsi="Courier New"/>
+          <w:b w:val="false"/>
+          <w:bCs w:val="false"/>
+          <w:sz w:val="24"/>
+          <w:szCs w:val="24"/>
+        </w:rPr>
+        <w:t xml:space="preserve">川島</w:t>
+      </w:r>
+    </w:p>
+    <w:p>
+      <w:pPr>
+        <w:spacing w:after="0" w:before="0" w:line="240"/>
+        <w:ind w:left="1440" w:right="2160"/>
+        <w:jc w:val="left"/>
+      </w:pPr>
+      <w:r>
+        <w:rPr>
+          <w:rFonts w:ascii="Courier New" w:cs="Courier New" w:eastAsia="Courier New" w:hAnsi="Courier New"/>
+          <w:b w:val="false"/>
+          <w:bCs w:val="false"/>
+          <w:sz w:val="24"/>
+          <w:szCs w:val="24"/>
+        </w:rPr>
+        <w:t xml:space="preserve">被疑者死亡で、送検して終わりだ。</w:t>
+      </w:r>
+    </w:p>
+    <w:p>
+      <w:pPr>
+        <w:spacing w:after="0" w:before="200" w:line="240"/>
+        <w:ind w:left="3170" w:right="0"/>
+        <w:jc w:val="left"/>
+      </w:pPr>
+      <w:r>
+        <w:rPr>
+          <w:rFonts w:ascii="Courier New" w:cs="Courier New" w:eastAsia="Courier New" w:hAnsi="Courier New"/>
+          <w:b w:val="false"/>
+          <w:bCs w:val="false"/>
+          <w:sz w:val="24"/>
+          <w:szCs w:val="24"/>
+        </w:rPr>
+        <w:t xml:space="preserve">瑠璃</w:t>
+      </w:r>
+    </w:p>
+    <w:p>
+      <w:pPr>
+        <w:spacing w:after="0" w:before="0" w:line="240"/>
+        <w:ind w:left="1440" w:right="2160"/>
+        <w:jc w:val="left"/>
+      </w:pPr>
+      <w:r>
+        <w:rPr>
+          <w:rFonts w:ascii="Courier New" w:cs="Courier New" w:eastAsia="Courier New" w:hAnsi="Courier New"/>
+          <w:b w:val="false"/>
+          <w:bCs w:val="false"/>
+          <w:sz w:val="24"/>
+          <w:szCs w:val="24"/>
+        </w:rPr>
+        <w:t xml:space="preserve">じゃあ、あたし、どうすればいいの。</w:t>
+      </w:r>
+    </w:p>
+    <w:p>
+      <w:pPr>
+        <w:spacing w:after="120" w:before="0" w:line="240"/>
+        <w:ind w:left="0" w:right="0"/>
+        <w:jc w:val="left"/>
+      </w:pPr>
+      <w:r>
+        <w:rPr>
+          <w:rFonts w:ascii="Courier New" w:cs="Courier New" w:eastAsia="Courier New" w:hAnsi="Courier New"/>
+          <w:b w:val="false"/>
+          <w:bCs w:val="false"/>
+          <w:sz w:val="24"/>
+          <w:szCs w:val="24"/>
+        </w:rPr>
+        <w:t xml:space="preserve">川島は、ポケットに手を入れる。ガムを一枚出す。瑠璃に差し出す。</w:t>
+      </w:r>
+    </w:p>
+    <w:p>
+      <w:pPr>
+        <w:spacing w:after="120" w:before="0" w:line="240"/>
+        <w:ind w:left="0" w:right="0"/>
+        <w:jc w:val="left"/>
+      </w:pPr>
+      <w:r>
+        <w:rPr>
+          <w:rFonts w:ascii="Courier New" w:cs="Courier New" w:eastAsia="Courier New" w:hAnsi="Courier New"/>
+          <w:b w:val="false"/>
+          <w:bCs w:val="false"/>
+          <w:sz w:val="24"/>
+          <w:szCs w:val="24"/>
+        </w:rPr>
+        <w:t xml:space="preserve">瑠璃は、受け取らない。</w:t>
+      </w:r>
+    </w:p>
+    <w:p>
+      <w:pPr>
+        <w:spacing w:after="0" w:before="200" w:line="240"/>
+        <w:ind w:left="3170" w:right="0"/>
+        <w:jc w:val="left"/>
+      </w:pPr>
+      <w:r>
+        <w:rPr>
+          <w:rFonts w:ascii="Courier New" w:cs="Courier New" w:eastAsia="Courier New" w:hAnsi="Courier New"/>
+          <w:b w:val="false"/>
+          <w:bCs w:val="false"/>
+          <w:sz w:val="24"/>
+          <w:szCs w:val="24"/>
+        </w:rPr>
+        <w:t xml:space="preserve">川島</w:t>
+      </w:r>
+    </w:p>
+    <w:p>
+      <w:pPr>
+        <w:spacing w:after="0" w:before="0" w:line="240"/>
+        <w:ind w:left="1440" w:right="2160"/>
+        <w:jc w:val="left"/>
+      </w:pPr>
+      <w:r>
+        <w:rPr>
+          <w:rFonts w:ascii="Courier New" w:cs="Courier New" w:eastAsia="Courier New" w:hAnsi="Courier New"/>
+          <w:b w:val="false"/>
+          <w:bCs w:val="false"/>
+          <w:sz w:val="24"/>
+          <w:szCs w:val="24"/>
+        </w:rPr>
+        <w:t xml:space="preserve">覚えておけ。</w:t>
+      </w:r>
+    </w:p>
+    <w:p>
+      <w:pPr>
+        <w:spacing w:after="0" w:before="200" w:line="240"/>
+        <w:ind w:left="3170" w:right="0"/>
+        <w:jc w:val="left"/>
+      </w:pPr>
+      <w:r>
+        <w:rPr>
+          <w:rFonts w:ascii="Courier New" w:cs="Courier New" w:eastAsia="Courier New" w:hAnsi="Courier New"/>
+          <w:b w:val="false"/>
+          <w:bCs w:val="false"/>
+          <w:sz w:val="24"/>
+          <w:szCs w:val="24"/>
+        </w:rPr>
+        <w:t xml:space="preserve">瑠璃</w:t>
+      </w:r>
+    </w:p>
+    <w:p>
+      <w:pPr>
+        <w:spacing w:after="0" w:before="0" w:line="240"/>
+        <w:ind w:left="1440" w:right="2160"/>
+        <w:jc w:val="left"/>
+      </w:pPr>
+      <w:r>
+        <w:rPr>
+          <w:rFonts w:ascii="Courier New" w:cs="Courier New" w:eastAsia="Courier New" w:hAnsi="Courier New"/>
+          <w:b w:val="false"/>
+          <w:bCs w:val="false"/>
+          <w:sz w:val="24"/>
+          <w:szCs w:val="24"/>
+        </w:rPr>
+        <w:t xml:space="preserve">え。</w:t>
+      </w:r>
+    </w:p>
+    <w:p>
+      <w:pPr>
+        <w:spacing w:after="0" w:before="200" w:line="240"/>
+        <w:ind w:left="3170" w:right="0"/>
+        <w:jc w:val="left"/>
+      </w:pPr>
+      <w:r>
+        <w:rPr>
+          <w:rFonts w:ascii="Courier New" w:cs="Courier New" w:eastAsia="Courier New" w:hAnsi="Courier New"/>
+          <w:b w:val="false"/>
+          <w:bCs w:val="false"/>
+          <w:sz w:val="24"/>
+          <w:szCs w:val="24"/>
+        </w:rPr>
+        <w:t xml:space="preserve">川島</w:t>
+      </w:r>
+    </w:p>
+    <w:p>
+      <w:pPr>
+        <w:spacing w:after="0" w:before="0" w:line="240"/>
+        <w:ind w:left="1440" w:right="2160"/>
+        <w:jc w:val="left"/>
+      </w:pPr>
+      <w:r>
+        <w:rPr>
+          <w:rFonts w:ascii="Courier New" w:cs="Courier New" w:eastAsia="Courier New" w:hAnsi="Courier New"/>
+          <w:b w:val="false"/>
+          <w:bCs w:val="false"/>
+          <w:sz w:val="24"/>
+          <w:szCs w:val="24"/>
+        </w:rPr>
+        <w:t xml:space="preserve">自分が何をしたか。毎晩。それが、お前の刑だ。</w:t>
+      </w:r>
+    </w:p>
+    <w:p>
+      <w:pPr>
+        <w:spacing w:after="120" w:before="0" w:line="240"/>
+        <w:ind w:left="0" w:right="0"/>
+        <w:jc w:val="left"/>
+      </w:pPr>
+      <w:r>
+        <w:rPr>
+          <w:rFonts w:ascii="Courier New" w:cs="Courier New" w:eastAsia="Courier New" w:hAnsi="Courier New"/>
+          <w:b w:val="false"/>
+          <w:bCs w:val="false"/>
+          <w:sz w:val="24"/>
+          <w:szCs w:val="24"/>
+        </w:rPr>
+        <w:t xml:space="preserve">瑠璃は、川島の差し出したガムを見る。</w:t>
+      </w:r>
+    </w:p>
+    <w:p>
+      <w:pPr>
+        <w:spacing w:after="120" w:before="0" w:line="240"/>
+        <w:ind w:left="0" w:right="0"/>
+        <w:jc w:val="left"/>
+      </w:pPr>
+      <w:r>
+        <w:rPr>
+          <w:rFonts w:ascii="Courier New" w:cs="Courier New" w:eastAsia="Courier New" w:hAnsi="Courier New"/>
+          <w:b w:val="false"/>
+          <w:bCs w:val="false"/>
+          <w:sz w:val="24"/>
+          <w:szCs w:val="24"/>
+        </w:rPr>
+        <w:t xml:space="preserve">受け取る。包み紙を開けずに、握りしめる。</w:t>
+      </w:r>
+    </w:p>
+    <w:p>
+      <w:pPr>
+        <w:spacing w:after="0" w:before="200" w:line="240"/>
+        <w:ind w:left="3170" w:right="0"/>
+        <w:jc w:val="left"/>
+      </w:pPr>
+      <w:r>
+        <w:rPr>
+          <w:rFonts w:ascii="Courier New" w:cs="Courier New" w:eastAsia="Courier New" w:hAnsi="Courier New"/>
+          <w:b w:val="false"/>
+          <w:bCs w:val="false"/>
+          <w:sz w:val="24"/>
+          <w:szCs w:val="24"/>
+        </w:rPr>
+        <w:t xml:space="preserve">瑠璃</w:t>
+      </w:r>
+    </w:p>
+    <w:p>
+      <w:pPr>
+        <w:spacing w:after="0" w:before="0" w:line="240"/>
+        <w:ind w:left="1440" w:right="2160"/>
+        <w:jc w:val="left"/>
+      </w:pPr>
+      <w:r>
+        <w:rPr>
+          <w:rFonts w:ascii="Courier New" w:cs="Courier New" w:eastAsia="Courier New" w:hAnsi="Courier New"/>
+          <w:b w:val="false"/>
+          <w:bCs w:val="false"/>
+          <w:sz w:val="24"/>
+          <w:szCs w:val="24"/>
+        </w:rPr>
+        <w:t xml:space="preserve">……それ、きつくない？</w:t>
+      </w:r>
+    </w:p>
+    <w:p>
+      <w:pPr>
+        <w:spacing w:after="0" w:before="200" w:line="240"/>
+        <w:ind w:left="3170" w:right="0"/>
+        <w:jc w:val="left"/>
+      </w:pPr>
+      <w:r>
+        <w:rPr>
+          <w:rFonts w:ascii="Courier New" w:cs="Courier New" w:eastAsia="Courier New" w:hAnsi="Courier New"/>
+          <w:b w:val="false"/>
+          <w:bCs w:val="false"/>
+          <w:sz w:val="24"/>
+          <w:szCs w:val="24"/>
+        </w:rPr>
+        <w:t xml:space="preserve">川島</w:t>
+      </w:r>
+    </w:p>
+    <w:p>
+      <w:pPr>
+        <w:spacing w:after="0" w:before="0" w:line="240"/>
+        <w:ind w:left="1440" w:right="2160"/>
+        <w:jc w:val="left"/>
+      </w:pPr>
+      <w:r>
+        <w:rPr>
+          <w:rFonts w:ascii="Courier New" w:cs="Courier New" w:eastAsia="Courier New" w:hAnsi="Courier New"/>
+          <w:b w:val="false"/>
+          <w:bCs w:val="false"/>
+          <w:sz w:val="24"/>
+          <w:szCs w:val="24"/>
+        </w:rPr>
+        <w:t xml:space="preserve">きつい。</w:t>
+      </w:r>
+    </w:p>
+    <w:p>
+      <w:pPr>
+        <w:spacing w:after="0" w:before="200" w:line="240"/>
+        <w:ind w:left="0" w:right="0"/>
+        <w:jc w:val="left"/>
+      </w:pPr>
+      <w:r>
+        <w:rPr>
+          <w:rFonts w:ascii="Courier New" w:cs="Courier New" w:eastAsia="Courier New" w:hAnsi="Courier New"/>
+          <w:b w:val="false"/>
+          <w:bCs w:val="false"/>
+          <w:sz w:val="24"/>
+          <w:szCs w:val="24"/>
+        </w:rPr>
         <w:t xml:space="preserve">INT. ホテル常世・階段 - 深夜</w:t>
       </w:r>
     </w:p>
@@ -4575,6 +5238,669 @@
           <w:szCs w:val="24"/>
         </w:rPr>
         <w:t xml:space="preserve">それが言い訳だってことも、わかってるわ。八百年、言い訳だけ上手になったの。</w:t>
+      </w:r>
+    </w:p>
+    <w:p>
+      <w:pPr>
+        <w:spacing w:after="0" w:before="200" w:line="240"/>
+        <w:ind w:left="0" w:right="0"/>
+        <w:jc w:val="left"/>
+      </w:pPr>
+      <w:r>
+        <w:rPr>
+          <w:rFonts w:ascii="Courier New" w:cs="Courier New" w:eastAsia="Courier New" w:hAnsi="Courier New"/>
+          <w:b w:val="false"/>
+          <w:bCs w:val="false"/>
+          <w:sz w:val="24"/>
+          <w:szCs w:val="24"/>
+        </w:rPr>
+        <w:t xml:space="preserve">INT. ホテル常世・フロント裏・事務室 - 深夜</w:t>
+      </w:r>
+    </w:p>
+    <w:p>
+      <w:pPr>
+        <w:spacing w:after="120" w:before="0" w:line="240"/>
+        <w:ind w:left="0" w:right="0"/>
+        <w:jc w:val="left"/>
+      </w:pPr>
+      <w:r>
+        <w:rPr>
+          <w:rFonts w:ascii="Courier New" w:cs="Courier New" w:eastAsia="Courier New" w:hAnsi="Courier New"/>
+          <w:b w:val="false"/>
+          <w:bCs w:val="false"/>
+          <w:sz w:val="24"/>
+          <w:szCs w:val="24"/>
+        </w:rPr>
+        <w:t xml:space="preserve">サクラが、古い金庫の前にしゃがんでいる。</w:t>
+      </w:r>
+    </w:p>
+    <w:p>
+      <w:pPr>
+        <w:spacing w:after="120" w:before="0" w:line="240"/>
+        <w:ind w:left="0" w:right="0"/>
+        <w:jc w:val="left"/>
+      </w:pPr>
+      <w:r>
+        <w:rPr>
+          <w:rFonts w:ascii="Courier New" w:cs="Courier New" w:eastAsia="Courier New" w:hAnsi="Courier New"/>
+          <w:b w:val="false"/>
+          <w:bCs w:val="false"/>
+          <w:sz w:val="24"/>
+          <w:szCs w:val="24"/>
+        </w:rPr>
+        <w:t xml:space="preserve">背後に、八尋。</w:t>
+      </w:r>
+    </w:p>
+    <w:p>
+      <w:pPr>
+        <w:spacing w:after="0" w:before="200" w:line="240"/>
+        <w:ind w:left="3170" w:right="0"/>
+        <w:jc w:val="left"/>
+      </w:pPr>
+      <w:r>
+        <w:rPr>
+          <w:rFonts w:ascii="Courier New" w:cs="Courier New" w:eastAsia="Courier New" w:hAnsi="Courier New"/>
+          <w:b w:val="false"/>
+          <w:bCs w:val="false"/>
+          <w:sz w:val="24"/>
+          <w:szCs w:val="24"/>
+        </w:rPr>
+        <w:t xml:space="preserve">八尋</w:t>
+      </w:r>
+    </w:p>
+    <w:p>
+      <w:pPr>
+        <w:spacing w:after="0" w:before="0" w:line="240"/>
+        <w:ind w:left="1440" w:right="2160"/>
+        <w:jc w:val="left"/>
+      </w:pPr>
+      <w:r>
+        <w:rPr>
+          <w:rFonts w:ascii="Courier New" w:cs="Courier New" w:eastAsia="Courier New" w:hAnsi="Courier New"/>
+          <w:b w:val="false"/>
+          <w:bCs w:val="false"/>
+          <w:sz w:val="24"/>
+          <w:szCs w:val="24"/>
+        </w:rPr>
+        <w:t xml:space="preserve">開けて。番号は、わかるでしょう。</w:t>
+      </w:r>
+    </w:p>
+    <w:p>
+      <w:pPr>
+        <w:spacing w:after="0" w:before="200" w:line="240"/>
+        <w:ind w:left="3170" w:right="0"/>
+        <w:jc w:val="left"/>
+      </w:pPr>
+      <w:r>
+        <w:rPr>
+          <w:rFonts w:ascii="Courier New" w:cs="Courier New" w:eastAsia="Courier New" w:hAnsi="Courier New"/>
+          <w:b w:val="false"/>
+          <w:bCs w:val="false"/>
+          <w:sz w:val="24"/>
+          <w:szCs w:val="24"/>
+        </w:rPr>
+        <w:t xml:space="preserve">サクラ</w:t>
+      </w:r>
+    </w:p>
+    <w:p>
+      <w:pPr>
+        <w:spacing w:after="0" w:before="0" w:line="240"/>
+        <w:ind w:left="1440" w:right="2160"/>
+        <w:jc w:val="left"/>
+      </w:pPr>
+      <w:r>
+        <w:rPr>
+          <w:rFonts w:ascii="Courier New" w:cs="Courier New" w:eastAsia="Courier New" w:hAnsi="Courier New"/>
+          <w:b w:val="false"/>
+          <w:bCs w:val="false"/>
+          <w:sz w:val="24"/>
+          <w:szCs w:val="24"/>
+        </w:rPr>
+        <w:t xml:space="preserve">あんたの誕生日。</w:t>
+      </w:r>
+    </w:p>
+    <w:p>
+      <w:pPr>
+        <w:spacing w:after="0" w:before="200" w:line="240"/>
+        <w:ind w:left="3170" w:right="0"/>
+        <w:jc w:val="left"/>
+      </w:pPr>
+      <w:r>
+        <w:rPr>
+          <w:rFonts w:ascii="Courier New" w:cs="Courier New" w:eastAsia="Courier New" w:hAnsi="Courier New"/>
+          <w:b w:val="false"/>
+          <w:bCs w:val="false"/>
+          <w:sz w:val="24"/>
+          <w:szCs w:val="24"/>
+        </w:rPr>
+        <w:t xml:space="preserve">八尋</w:t>
+      </w:r>
+    </w:p>
+    <w:p>
+      <w:pPr>
+        <w:spacing w:after="0" w:before="0" w:line="240"/>
+        <w:ind w:left="1440" w:right="2160"/>
+        <w:jc w:val="left"/>
+      </w:pPr>
+      <w:r>
+        <w:rPr>
+          <w:rFonts w:ascii="Courier New" w:cs="Courier New" w:eastAsia="Courier New" w:hAnsi="Courier New"/>
+          <w:b w:val="false"/>
+          <w:bCs w:val="false"/>
+          <w:sz w:val="24"/>
+          <w:szCs w:val="24"/>
+        </w:rPr>
+        <w:t xml:space="preserve">わたしの誕生日なんて、誰も知らないわ。</w:t>
+      </w:r>
+    </w:p>
+    <w:p>
+      <w:pPr>
+        <w:spacing w:after="0" w:before="200" w:line="240"/>
+        <w:ind w:left="3170" w:right="0"/>
+        <w:jc w:val="left"/>
+      </w:pPr>
+      <w:r>
+        <w:rPr>
+          <w:rFonts w:ascii="Courier New" w:cs="Courier New" w:eastAsia="Courier New" w:hAnsi="Courier New"/>
+          <w:b w:val="false"/>
+          <w:bCs w:val="false"/>
+          <w:sz w:val="24"/>
+          <w:szCs w:val="24"/>
+        </w:rPr>
+        <w:t xml:space="preserve">サクラ</w:t>
+      </w:r>
+    </w:p>
+    <w:p>
+      <w:pPr>
+        <w:spacing w:after="0" w:before="0" w:line="240"/>
+        <w:ind w:left="1440" w:right="2160"/>
+        <w:jc w:val="left"/>
+      </w:pPr>
+      <w:r>
+        <w:rPr>
+          <w:rFonts w:ascii="Courier New" w:cs="Courier New" w:eastAsia="Courier New" w:hAnsi="Courier New"/>
+          <w:b w:val="false"/>
+          <w:bCs w:val="false"/>
+          <w:sz w:val="24"/>
+          <w:szCs w:val="24"/>
+        </w:rPr>
+        <w:t xml:space="preserve">だから、あたしが決めたの。あんたが、あたしを拾ってくれた日。</w:t>
+      </w:r>
+    </w:p>
+    <w:p>
+      <w:pPr>
+        <w:spacing w:after="120" w:before="0" w:line="240"/>
+        <w:ind w:left="0" w:right="0"/>
+        <w:jc w:val="left"/>
+      </w:pPr>
+      <w:r>
+        <w:rPr>
+          <w:rFonts w:ascii="Courier New" w:cs="Courier New" w:eastAsia="Courier New" w:hAnsi="Courier New"/>
+          <w:b w:val="false"/>
+          <w:bCs w:val="false"/>
+          <w:sz w:val="24"/>
+          <w:szCs w:val="24"/>
+        </w:rPr>
+        <w:t xml:space="preserve">サクラが、ダイヤルを回す。金庫が開く。</w:t>
+      </w:r>
+    </w:p>
+    <w:p>
+      <w:pPr>
+        <w:spacing w:after="120" w:before="0" w:line="240"/>
+        <w:ind w:left="0" w:right="0"/>
+        <w:jc w:val="left"/>
+      </w:pPr>
+      <w:r>
+        <w:rPr>
+          <w:rFonts w:ascii="Courier New" w:cs="Courier New" w:eastAsia="Courier New" w:hAnsi="Courier New"/>
+          <w:b w:val="false"/>
+          <w:bCs w:val="false"/>
+          <w:sz w:val="24"/>
+          <w:szCs w:val="24"/>
+        </w:rPr>
+        <w:t xml:space="preserve">八尋が、中から、古い和紙の封筒を出す。表に、筆で「権利証」。</w:t>
+      </w:r>
+    </w:p>
+    <w:p>
+      <w:pPr>
+        <w:spacing w:after="120" w:before="0" w:line="240"/>
+        <w:ind w:left="0" w:right="0"/>
+        <w:jc w:val="left"/>
+      </w:pPr>
+      <w:r>
+        <w:rPr>
+          <w:rFonts w:ascii="Courier New" w:cs="Courier New" w:eastAsia="Courier New" w:hAnsi="Courier New"/>
+          <w:b w:val="false"/>
+          <w:bCs w:val="false"/>
+          <w:sz w:val="24"/>
+          <w:szCs w:val="24"/>
+        </w:rPr>
+        <w:t xml:space="preserve">八尋は、それを、サクラの手に押しつける。</w:t>
+      </w:r>
+    </w:p>
+    <w:p>
+      <w:pPr>
+        <w:spacing w:after="0" w:before="200" w:line="240"/>
+        <w:ind w:left="3170" w:right="0"/>
+        <w:jc w:val="left"/>
+      </w:pPr>
+      <w:r>
+        <w:rPr>
+          <w:rFonts w:ascii="Courier New" w:cs="Courier New" w:eastAsia="Courier New" w:hAnsi="Courier New"/>
+          <w:b w:val="false"/>
+          <w:bCs w:val="false"/>
+          <w:sz w:val="24"/>
+          <w:szCs w:val="24"/>
+        </w:rPr>
+        <w:t xml:space="preserve">サクラ</w:t>
+      </w:r>
+    </w:p>
+    <w:p>
+      <w:pPr>
+        <w:spacing w:after="0" w:before="0" w:line="240"/>
+        <w:ind w:left="1440" w:right="2160"/>
+        <w:jc w:val="left"/>
+      </w:pPr>
+      <w:r>
+        <w:rPr>
+          <w:rFonts w:ascii="Courier New" w:cs="Courier New" w:eastAsia="Courier New" w:hAnsi="Courier New"/>
+          <w:b w:val="false"/>
+          <w:bCs w:val="false"/>
+          <w:sz w:val="24"/>
+          <w:szCs w:val="24"/>
+        </w:rPr>
+        <w:t xml:space="preserve">……何よ、これ。</w:t>
+      </w:r>
+    </w:p>
+    <w:p>
+      <w:pPr>
+        <w:spacing w:after="0" w:before="200" w:line="240"/>
+        <w:ind w:left="3170" w:right="0"/>
+        <w:jc w:val="left"/>
+      </w:pPr>
+      <w:r>
+        <w:rPr>
+          <w:rFonts w:ascii="Courier New" w:cs="Courier New" w:eastAsia="Courier New" w:hAnsi="Courier New"/>
+          <w:b w:val="false"/>
+          <w:bCs w:val="false"/>
+          <w:sz w:val="24"/>
+          <w:szCs w:val="24"/>
+        </w:rPr>
+        <w:t xml:space="preserve">八尋</w:t>
+      </w:r>
+    </w:p>
+    <w:p>
+      <w:pPr>
+        <w:spacing w:after="0" w:before="0" w:line="240"/>
+        <w:ind w:left="1440" w:right="2160"/>
+        <w:jc w:val="left"/>
+      </w:pPr>
+      <w:r>
+        <w:rPr>
+          <w:rFonts w:ascii="Courier New" w:cs="Courier New" w:eastAsia="Courier New" w:hAnsi="Courier New"/>
+          <w:b w:val="false"/>
+          <w:bCs w:val="false"/>
+          <w:sz w:val="24"/>
+          <w:szCs w:val="24"/>
+        </w:rPr>
+        <w:t xml:space="preserve">この館の、わたしの持ち分。半分は汐見さんのだけど、あの人、たぶん、もういらないって言うわ。</w:t>
+      </w:r>
+    </w:p>
+    <w:p>
+      <w:pPr>
+        <w:spacing w:after="0" w:before="200" w:line="240"/>
+        <w:ind w:left="3170" w:right="0"/>
+        <w:jc w:val="left"/>
+      </w:pPr>
+      <w:r>
+        <w:rPr>
+          <w:rFonts w:ascii="Courier New" w:cs="Courier New" w:eastAsia="Courier New" w:hAnsi="Courier New"/>
+          <w:b w:val="false"/>
+          <w:bCs w:val="false"/>
+          <w:sz w:val="24"/>
+          <w:szCs w:val="24"/>
+        </w:rPr>
+        <w:t xml:space="preserve">サクラ</w:t>
+      </w:r>
+    </w:p>
+    <w:p>
+      <w:pPr>
+        <w:spacing w:after="0" w:before="0" w:line="240"/>
+        <w:ind w:left="1440" w:right="2160"/>
+        <w:jc w:val="left"/>
+      </w:pPr>
+      <w:r>
+        <w:rPr>
+          <w:rFonts w:ascii="Courier New" w:cs="Courier New" w:eastAsia="Courier New" w:hAnsi="Courier New"/>
+          <w:b w:val="false"/>
+          <w:bCs w:val="false"/>
+          <w:sz w:val="24"/>
+          <w:szCs w:val="24"/>
+        </w:rPr>
+        <w:t xml:space="preserve">いらないわよ、あたしも。</w:t>
+      </w:r>
+    </w:p>
+    <w:p>
+      <w:pPr>
+        <w:spacing w:after="0" w:before="200" w:line="240"/>
+        <w:ind w:left="3170" w:right="0"/>
+        <w:jc w:val="left"/>
+      </w:pPr>
+      <w:r>
+        <w:rPr>
+          <w:rFonts w:ascii="Courier New" w:cs="Courier New" w:eastAsia="Courier New" w:hAnsi="Courier New"/>
+          <w:b w:val="false"/>
+          <w:bCs w:val="false"/>
+          <w:sz w:val="24"/>
+          <w:szCs w:val="24"/>
+        </w:rPr>
+        <w:t xml:space="preserve">八尋</w:t>
+      </w:r>
+    </w:p>
+    <w:p>
+      <w:pPr>
+        <w:spacing w:after="0" w:before="0" w:line="240"/>
+        <w:ind w:left="1440" w:right="2160"/>
+        <w:jc w:val="left"/>
+      </w:pPr>
+      <w:r>
+        <w:rPr>
+          <w:rFonts w:ascii="Courier New" w:cs="Courier New" w:eastAsia="Courier New" w:hAnsi="Courier New"/>
+          <w:b w:val="false"/>
+          <w:bCs w:val="false"/>
+          <w:sz w:val="24"/>
+          <w:szCs w:val="24"/>
+        </w:rPr>
+        <w:t xml:space="preserve">サクラ。</w:t>
+      </w:r>
+    </w:p>
+    <w:p>
+      <w:pPr>
+        <w:spacing w:after="120" w:before="0" w:line="240"/>
+        <w:ind w:left="0" w:right="0"/>
+        <w:jc w:val="left"/>
+      </w:pPr>
+      <w:r>
+        <w:rPr>
+          <w:rFonts w:ascii="Courier New" w:cs="Courier New" w:eastAsia="Courier New" w:hAnsi="Courier New"/>
+          <w:b w:val="false"/>
+          <w:bCs w:val="false"/>
+          <w:sz w:val="24"/>
+          <w:szCs w:val="24"/>
+        </w:rPr>
+        <w:t xml:space="preserve">八尋は、サクラの手を、両手で包む。</w:t>
+      </w:r>
+    </w:p>
+    <w:p>
+      <w:pPr>
+        <w:spacing w:after="0" w:before="200" w:line="240"/>
+        <w:ind w:left="3170" w:right="0"/>
+        <w:jc w:val="left"/>
+      </w:pPr>
+      <w:r>
+        <w:rPr>
+          <w:rFonts w:ascii="Courier New" w:cs="Courier New" w:eastAsia="Courier New" w:hAnsi="Courier New"/>
+          <w:b w:val="false"/>
+          <w:bCs w:val="false"/>
+          <w:sz w:val="24"/>
+          <w:szCs w:val="24"/>
+        </w:rPr>
+        <w:t xml:space="preserve">八尋（CONT'D）</w:t>
+      </w:r>
+    </w:p>
+    <w:p>
+      <w:pPr>
+        <w:spacing w:after="0" w:before="0" w:line="240"/>
+        <w:ind w:left="1440" w:right="2160"/>
+        <w:jc w:val="left"/>
+      </w:pPr>
+      <w:r>
+        <w:rPr>
+          <w:rFonts w:ascii="Courier New" w:cs="Courier New" w:eastAsia="Courier New" w:hAnsi="Courier New"/>
+          <w:b w:val="false"/>
+          <w:bCs w:val="false"/>
+          <w:sz w:val="24"/>
+          <w:szCs w:val="24"/>
+        </w:rPr>
+        <w:t xml:space="preserve">わたしがいなくなったら、ここを、ただのホテルにして。泊まって、朝になったら、出ていけるホテルに。</w:t>
+      </w:r>
+    </w:p>
+    <w:p>
+      <w:pPr>
+        <w:spacing w:after="0" w:before="200" w:line="240"/>
+        <w:ind w:left="3170" w:right="0"/>
+        <w:jc w:val="left"/>
+      </w:pPr>
+      <w:r>
+        <w:rPr>
+          <w:rFonts w:ascii="Courier New" w:cs="Courier New" w:eastAsia="Courier New" w:hAnsi="Courier New"/>
+          <w:b w:val="false"/>
+          <w:bCs w:val="false"/>
+          <w:sz w:val="24"/>
+          <w:szCs w:val="24"/>
+        </w:rPr>
+        <w:t xml:space="preserve">サクラ</w:t>
+      </w:r>
+    </w:p>
+    <w:p>
+      <w:pPr>
+        <w:spacing w:after="0" w:before="0" w:line="240"/>
+        <w:ind w:left="1440" w:right="2160"/>
+        <w:jc w:val="left"/>
+      </w:pPr>
+      <w:r>
+        <w:rPr>
+          <w:rFonts w:ascii="Courier New" w:cs="Courier New" w:eastAsia="Courier New" w:hAnsi="Courier New"/>
+          <w:b w:val="false"/>
+          <w:bCs w:val="false"/>
+          <w:sz w:val="24"/>
+          <w:szCs w:val="24"/>
+        </w:rPr>
+        <w:t xml:space="preserve">あんた、どこ行く気。</w:t>
+      </w:r>
+    </w:p>
+    <w:p>
+      <w:pPr>
+        <w:spacing w:after="0" w:before="200" w:line="240"/>
+        <w:ind w:left="3170" w:right="0"/>
+        <w:jc w:val="left"/>
+      </w:pPr>
+      <w:r>
+        <w:rPr>
+          <w:rFonts w:ascii="Courier New" w:cs="Courier New" w:eastAsia="Courier New" w:hAnsi="Courier New"/>
+          <w:b w:val="false"/>
+          <w:bCs w:val="false"/>
+          <w:sz w:val="24"/>
+          <w:szCs w:val="24"/>
+        </w:rPr>
+        <w:t xml:space="preserve">八尋</w:t>
+      </w:r>
+    </w:p>
+    <w:p>
+      <w:pPr>
+        <w:spacing w:after="0" w:before="0" w:line="240"/>
+        <w:ind w:left="1440" w:right="2160"/>
+        <w:jc w:val="left"/>
+      </w:pPr>
+      <w:r>
+        <w:rPr>
+          <w:rFonts w:ascii="Courier New" w:cs="Courier New" w:eastAsia="Courier New" w:hAnsi="Courier New"/>
+          <w:b w:val="false"/>
+          <w:bCs w:val="false"/>
+          <w:sz w:val="24"/>
+          <w:szCs w:val="24"/>
+        </w:rPr>
+        <w:t xml:space="preserve">どこにも。</w:t>
+      </w:r>
+    </w:p>
+    <w:p>
+      <w:pPr>
+        <w:spacing w:after="120" w:before="0" w:line="240"/>
+        <w:ind w:left="0" w:right="0"/>
+        <w:jc w:val="left"/>
+      </w:pPr>
+      <w:r>
+        <w:rPr>
+          <w:rFonts w:ascii="Courier New" w:cs="Courier New" w:eastAsia="Courier New" w:hAnsi="Courier New"/>
+          <w:b w:val="false"/>
+          <w:bCs w:val="false"/>
+          <w:sz w:val="24"/>
+          <w:szCs w:val="24"/>
+        </w:rPr>
+        <w:t xml:space="preserve">八尋は、少し笑う。</w:t>
+      </w:r>
+    </w:p>
+    <w:p>
+      <w:pPr>
+        <w:spacing w:after="0" w:before="200" w:line="240"/>
+        <w:ind w:left="3170" w:right="0"/>
+        <w:jc w:val="left"/>
+      </w:pPr>
+      <w:r>
+        <w:rPr>
+          <w:rFonts w:ascii="Courier New" w:cs="Courier New" w:eastAsia="Courier New" w:hAnsi="Courier New"/>
+          <w:b w:val="false"/>
+          <w:bCs w:val="false"/>
+          <w:sz w:val="24"/>
+          <w:szCs w:val="24"/>
+        </w:rPr>
+        <w:t xml:space="preserve">八尋（CONT'D）</w:t>
+      </w:r>
+    </w:p>
+    <w:p>
+      <w:pPr>
+        <w:spacing w:after="0" w:before="0" w:line="240"/>
+        <w:ind w:left="1440" w:right="2160"/>
+        <w:jc w:val="left"/>
+      </w:pPr>
+      <w:r>
+        <w:rPr>
+          <w:rFonts w:ascii="Courier New" w:cs="Courier New" w:eastAsia="Courier New" w:hAnsi="Courier New"/>
+          <w:b w:val="false"/>
+          <w:bCs w:val="false"/>
+          <w:sz w:val="24"/>
+          <w:szCs w:val="24"/>
+        </w:rPr>
+        <w:t xml:space="preserve">五十五年、髪を梳いてくれて、ありがとう。</w:t>
+      </w:r>
+    </w:p>
+    <w:p>
+      <w:pPr>
+        <w:spacing w:after="120" w:before="0" w:line="240"/>
+        <w:ind w:left="0" w:right="0"/>
+        <w:jc w:val="left"/>
+      </w:pPr>
+      <w:r>
+        <w:rPr>
+          <w:rFonts w:ascii="Courier New" w:cs="Courier New" w:eastAsia="Courier New" w:hAnsi="Courier New"/>
+          <w:b w:val="false"/>
+          <w:bCs w:val="false"/>
+          <w:sz w:val="24"/>
+          <w:szCs w:val="24"/>
+        </w:rPr>
+        <w:t xml:space="preserve">サクラは、封筒を握りしめる。</w:t>
+      </w:r>
+    </w:p>
+    <w:p>
+      <w:pPr>
+        <w:spacing w:after="0" w:before="200" w:line="240"/>
+        <w:ind w:left="3170" w:right="0"/>
+        <w:jc w:val="left"/>
+      </w:pPr>
+      <w:r>
+        <w:rPr>
+          <w:rFonts w:ascii="Courier New" w:cs="Courier New" w:eastAsia="Courier New" w:hAnsi="Courier New"/>
+          <w:b w:val="false"/>
+          <w:bCs w:val="false"/>
+          <w:sz w:val="24"/>
+          <w:szCs w:val="24"/>
+        </w:rPr>
+        <w:t xml:space="preserve">サクラ</w:t>
+      </w:r>
+    </w:p>
+    <w:p>
+      <w:pPr>
+        <w:spacing w:after="0" w:before="0" w:line="240"/>
+        <w:ind w:left="1440" w:right="2160"/>
+        <w:jc w:val="left"/>
+      </w:pPr>
+      <w:r>
+        <w:rPr>
+          <w:rFonts w:ascii="Courier New" w:cs="Courier New" w:eastAsia="Courier New" w:hAnsi="Courier New"/>
+          <w:b w:val="false"/>
+          <w:bCs w:val="false"/>
+          <w:sz w:val="24"/>
+          <w:szCs w:val="24"/>
+        </w:rPr>
+        <w:t xml:space="preserve">……あたしより先に死んだら、承知しないって、言ったでしょ。</w:t>
+      </w:r>
+    </w:p>
+    <w:p>
+      <w:pPr>
+        <w:spacing w:after="0" w:before="200" w:line="240"/>
+        <w:ind w:left="3170" w:right="0"/>
+        <w:jc w:val="left"/>
+      </w:pPr>
+      <w:r>
+        <w:rPr>
+          <w:rFonts w:ascii="Courier New" w:cs="Courier New" w:eastAsia="Courier New" w:hAnsi="Courier New"/>
+          <w:b w:val="false"/>
+          <w:bCs w:val="false"/>
+          <w:sz w:val="24"/>
+          <w:szCs w:val="24"/>
+        </w:rPr>
+        <w:t xml:space="preserve">八尋</w:t>
+      </w:r>
+    </w:p>
+    <w:p>
+      <w:pPr>
+        <w:spacing w:after="0" w:before="0" w:line="240"/>
+        <w:ind w:left="1440" w:right="2160"/>
+        <w:jc w:val="left"/>
+      </w:pPr>
+      <w:r>
+        <w:rPr>
+          <w:rFonts w:ascii="Courier New" w:cs="Courier New" w:eastAsia="Courier New" w:hAnsi="Courier New"/>
+          <w:b w:val="false"/>
+          <w:bCs w:val="false"/>
+          <w:sz w:val="24"/>
+          <w:szCs w:val="24"/>
+        </w:rPr>
+        <w:t xml:space="preserve">覚えてるわ。</w:t>
+      </w:r>
+    </w:p>
+    <w:p>
+      <w:pPr>
+        <w:spacing w:after="120" w:before="0" w:line="240"/>
+        <w:ind w:left="0" w:right="0"/>
+        <w:jc w:val="left"/>
+      </w:pPr>
+      <w:r>
+        <w:rPr>
+          <w:rFonts w:ascii="Courier New" w:cs="Courier New" w:eastAsia="Courier New" w:hAnsi="Courier New"/>
+          <w:b w:val="false"/>
+          <w:bCs w:val="false"/>
+          <w:sz w:val="24"/>
+          <w:szCs w:val="24"/>
+        </w:rPr>
+        <w:t xml:space="preserve">八尋は、事務室を出ていく。</w:t>
+      </w:r>
+    </w:p>
+    <w:p>
+      <w:pPr>
+        <w:spacing w:after="120" w:before="0" w:line="240"/>
+        <w:ind w:left="0" w:right="0"/>
+        <w:jc w:val="left"/>
+      </w:pPr>
+      <w:r>
+        <w:rPr>
+          <w:rFonts w:ascii="Courier New" w:cs="Courier New" w:eastAsia="Courier New" w:hAnsi="Courier New"/>
+          <w:b w:val="false"/>
+          <w:bCs w:val="false"/>
+          <w:sz w:val="24"/>
+          <w:szCs w:val="24"/>
+        </w:rPr>
+        <w:t xml:space="preserve">サクラは、金庫の前にしゃがんだまま、動かない。</w:t>
       </w:r>
     </w:p>
     <w:p>
@@ -6178,6 +7504,567 @@
           <w:szCs w:val="24"/>
         </w:rPr>
         <w:t xml:space="preserve">鷲尾は、縄の下の椅子を、手で示す。</w:t>
+      </w:r>
+    </w:p>
+    <w:p>
+      <w:pPr>
+        <w:spacing w:after="0" w:before="200" w:line="240"/>
+        <w:ind w:left="3170" w:right="0"/>
+        <w:jc w:val="left"/>
+      </w:pPr>
+      <w:r>
+        <w:rPr>
+          <w:rFonts w:ascii="Courier New" w:cs="Courier New" w:eastAsia="Courier New" w:hAnsi="Courier New"/>
+          <w:b w:val="false"/>
+          <w:bCs w:val="false"/>
+          <w:sz w:val="24"/>
+          <w:szCs w:val="24"/>
+        </w:rPr>
+        <w:t xml:space="preserve">圭介</w:t>
+      </w:r>
+    </w:p>
+    <w:p>
+      <w:pPr>
+        <w:spacing w:after="0" w:before="0" w:line="240"/>
+        <w:ind w:left="1440" w:right="2160"/>
+        <w:jc w:val="left"/>
+      </w:pPr>
+      <w:r>
+        <w:rPr>
+          <w:rFonts w:ascii="Courier New" w:cs="Courier New" w:eastAsia="Courier New" w:hAnsi="Courier New"/>
+          <w:b w:val="false"/>
+          <w:bCs w:val="false"/>
+          <w:sz w:val="24"/>
+          <w:szCs w:val="24"/>
+        </w:rPr>
+        <w:t xml:space="preserve">……なんで、こんなことを始めた。</w:t>
+      </w:r>
+    </w:p>
+    <w:p>
+      <w:pPr>
+        <w:spacing w:after="120" w:before="0" w:line="240"/>
+        <w:ind w:left="0" w:right="0"/>
+        <w:jc w:val="left"/>
+      </w:pPr>
+      <w:r>
+        <w:rPr>
+          <w:rFonts w:ascii="Courier New" w:cs="Courier New" w:eastAsia="Courier New" w:hAnsi="Courier New"/>
+          <w:b w:val="false"/>
+          <w:bCs w:val="false"/>
+          <w:sz w:val="24"/>
+          <w:szCs w:val="24"/>
+        </w:rPr>
+        <w:t xml:space="preserve">鷲尾の手が、止まる。</w:t>
+      </w:r>
+    </w:p>
+    <w:p>
+      <w:pPr>
+        <w:spacing w:after="0" w:before="200" w:line="240"/>
+        <w:ind w:left="3170" w:right="0"/>
+        <w:jc w:val="left"/>
+      </w:pPr>
+      <w:r>
+        <w:rPr>
+          <w:rFonts w:ascii="Courier New" w:cs="Courier New" w:eastAsia="Courier New" w:hAnsi="Courier New"/>
+          <w:b w:val="false"/>
+          <w:bCs w:val="false"/>
+          <w:sz w:val="24"/>
+          <w:szCs w:val="24"/>
+        </w:rPr>
+        <w:t xml:space="preserve">圭介（CONT'D）</w:t>
+      </w:r>
+    </w:p>
+    <w:p>
+      <w:pPr>
+        <w:spacing w:after="0" w:before="0" w:line="240"/>
+        <w:ind w:left="1440" w:right="2160"/>
+        <w:jc w:val="left"/>
+      </w:pPr>
+      <w:r>
+        <w:rPr>
+          <w:rFonts w:ascii="Courier New" w:cs="Courier New" w:eastAsia="Courier New" w:hAnsi="Courier New"/>
+          <w:b w:val="false"/>
+          <w:bCs w:val="false"/>
+          <w:sz w:val="24"/>
+          <w:szCs w:val="24"/>
+        </w:rPr>
+        <w:t xml:space="preserve">九十年前。この館を建てる前。お前にも、何かあったんだろ。</w:t>
+      </w:r>
+    </w:p>
+    <w:p>
+      <w:pPr>
+        <w:spacing w:after="120" w:before="0" w:line="240"/>
+        <w:ind w:left="0" w:right="0"/>
+        <w:jc w:val="left"/>
+      </w:pPr>
+      <w:r>
+        <w:rPr>
+          <w:rFonts w:ascii="Courier New" w:cs="Courier New" w:eastAsia="Courier New" w:hAnsi="Courier New"/>
+          <w:b w:val="false"/>
+          <w:bCs w:val="false"/>
+          <w:sz w:val="24"/>
+          <w:szCs w:val="24"/>
+        </w:rPr>
+        <w:t xml:space="preserve">鷲尾は、机の引き出しを開ける。小さな写真を一枚、出す。机の上に置く。</w:t>
+      </w:r>
+    </w:p>
+    <w:p>
+      <w:pPr>
+        <w:spacing w:after="120" w:before="0" w:line="240"/>
+        <w:ind w:left="0" w:right="0"/>
+        <w:jc w:val="left"/>
+      </w:pPr>
+      <w:r>
+        <w:rPr>
+          <w:rFonts w:ascii="Courier New" w:cs="Courier New" w:eastAsia="Courier New" w:hAnsi="Courier New"/>
+          <w:b w:val="false"/>
+          <w:bCs w:val="false"/>
+          <w:sz w:val="24"/>
+          <w:szCs w:val="24"/>
+        </w:rPr>
+        <w:t xml:space="preserve">セピア色の写真。振袖の少女。十六、七歳。鷲尾によく似た目。</w:t>
+      </w:r>
+    </w:p>
+    <w:p>
+      <w:pPr>
+        <w:spacing w:after="0" w:before="200" w:line="240"/>
+        <w:ind w:left="3170" w:right="0"/>
+        <w:jc w:val="left"/>
+      </w:pPr>
+      <w:r>
+        <w:rPr>
+          <w:rFonts w:ascii="Courier New" w:cs="Courier New" w:eastAsia="Courier New" w:hAnsi="Courier New"/>
+          <w:b w:val="false"/>
+          <w:bCs w:val="false"/>
+          <w:sz w:val="24"/>
+          <w:szCs w:val="24"/>
+        </w:rPr>
+        <w:t xml:space="preserve">鷲尾</w:t>
+      </w:r>
+    </w:p>
+    <w:p>
+      <w:pPr>
+        <w:spacing w:after="0" w:before="0" w:line="240"/>
+        <w:ind w:left="1440" w:right="2160"/>
+        <w:jc w:val="left"/>
+      </w:pPr>
+      <w:r>
+        <w:rPr>
+          <w:rFonts w:ascii="Courier New" w:cs="Courier New" w:eastAsia="Courier New" w:hAnsi="Courier New"/>
+          <w:b w:val="false"/>
+          <w:bCs w:val="false"/>
+          <w:sz w:val="24"/>
+          <w:szCs w:val="24"/>
+        </w:rPr>
+        <w:t xml:space="preserve">娘の、静子でございます。</w:t>
+      </w:r>
+    </w:p>
+    <w:p>
+      <w:pPr>
+        <w:spacing w:after="0" w:before="200" w:line="240"/>
+        <w:ind w:left="3170" w:right="0"/>
+        <w:jc w:val="left"/>
+      </w:pPr>
+      <w:r>
+        <w:rPr>
+          <w:rFonts w:ascii="Courier New" w:cs="Courier New" w:eastAsia="Courier New" w:hAnsi="Courier New"/>
+          <w:b w:val="false"/>
+          <w:bCs w:val="false"/>
+          <w:sz w:val="24"/>
+          <w:szCs w:val="24"/>
+        </w:rPr>
+        <w:t xml:space="preserve">圭介</w:t>
+      </w:r>
+    </w:p>
+    <w:p>
+      <w:pPr>
+        <w:spacing w:after="0" w:before="0" w:line="240"/>
+        <w:ind w:left="1440" w:right="2160"/>
+        <w:jc w:val="left"/>
+      </w:pPr>
+      <w:r>
+        <w:rPr>
+          <w:rFonts w:ascii="Courier New" w:cs="Courier New" w:eastAsia="Courier New" w:hAnsi="Courier New"/>
+          <w:b w:val="false"/>
+          <w:bCs w:val="false"/>
+          <w:sz w:val="24"/>
+          <w:szCs w:val="24"/>
+        </w:rPr>
+        <w:t xml:space="preserve">……。</w:t>
+      </w:r>
+    </w:p>
+    <w:p>
+      <w:pPr>
+        <w:spacing w:after="0" w:before="200" w:line="240"/>
+        <w:ind w:left="3170" w:right="0"/>
+        <w:jc w:val="left"/>
+      </w:pPr>
+      <w:r>
+        <w:rPr>
+          <w:rFonts w:ascii="Courier New" w:cs="Courier New" w:eastAsia="Courier New" w:hAnsi="Courier New"/>
+          <w:b w:val="false"/>
+          <w:bCs w:val="false"/>
+          <w:sz w:val="24"/>
+          <w:szCs w:val="24"/>
+        </w:rPr>
+        <w:t xml:space="preserve">鷲尾</w:t>
+      </w:r>
+    </w:p>
+    <w:p>
+      <w:pPr>
+        <w:spacing w:after="0" w:before="0" w:line="240"/>
+        <w:ind w:left="1440" w:right="2160"/>
+        <w:jc w:val="left"/>
+      </w:pPr>
+      <w:r>
+        <w:rPr>
+          <w:rFonts w:ascii="Courier New" w:cs="Courier New" w:eastAsia="Courier New" w:hAnsi="Courier New"/>
+          <w:b w:val="false"/>
+          <w:bCs w:val="false"/>
+          <w:sz w:val="24"/>
+          <w:szCs w:val="24"/>
+        </w:rPr>
+        <w:t xml:space="preserve">大正十四年。華族の若様に、見初められましてね。夜会に連れていかれ、帰ってきませんでした。三日後、大川に。</w:t>
+      </w:r>
+    </w:p>
+    <w:p>
+      <w:pPr>
+        <w:spacing w:after="120" w:before="0" w:line="240"/>
+        <w:ind w:left="0" w:right="0"/>
+        <w:jc w:val="left"/>
+      </w:pPr>
+      <w:r>
+        <w:rPr>
+          <w:rFonts w:ascii="Courier New" w:cs="Courier New" w:eastAsia="Courier New" w:hAnsi="Courier New"/>
+          <w:b w:val="false"/>
+          <w:bCs w:val="false"/>
+          <w:sz w:val="24"/>
+          <w:szCs w:val="24"/>
+        </w:rPr>
+        <w:t xml:space="preserve">鷲尾の声は、穏やかなまま。</w:t>
+      </w:r>
+    </w:p>
+    <w:p>
+      <w:pPr>
+        <w:spacing w:after="0" w:before="200" w:line="240"/>
+        <w:ind w:left="3170" w:right="0"/>
+        <w:jc w:val="left"/>
+      </w:pPr>
+      <w:r>
+        <w:rPr>
+          <w:rFonts w:ascii="Courier New" w:cs="Courier New" w:eastAsia="Courier New" w:hAnsi="Courier New"/>
+          <w:b w:val="false"/>
+          <w:bCs w:val="false"/>
+          <w:sz w:val="24"/>
+          <w:szCs w:val="24"/>
+        </w:rPr>
+        <w:t xml:space="preserve">鷲尾（CONT'D）</w:t>
+      </w:r>
+    </w:p>
+    <w:p>
+      <w:pPr>
+        <w:spacing w:after="0" w:before="0" w:line="240"/>
+        <w:ind w:left="1440" w:right="2160"/>
+        <w:jc w:val="left"/>
+      </w:pPr>
+      <w:r>
+        <w:rPr>
+          <w:rFonts w:ascii="Courier New" w:cs="Courier New" w:eastAsia="Courier New" w:hAnsi="Courier New"/>
+          <w:b w:val="false"/>
+          <w:bCs w:val="false"/>
+          <w:sz w:val="24"/>
+          <w:szCs w:val="24"/>
+        </w:rPr>
+        <w:t xml:space="preserve">警察は、事故と。華族の家の方々は、見舞いの菓子折りを一つ。裁判所は、訴えを受けつけてもくれませんでした。</w:t>
+      </w:r>
+    </w:p>
+    <w:p>
+      <w:pPr>
+        <w:spacing w:after="0" w:before="200" w:line="240"/>
+        <w:ind w:left="3170" w:right="0"/>
+        <w:jc w:val="left"/>
+      </w:pPr>
+      <w:r>
+        <w:rPr>
+          <w:rFonts w:ascii="Courier New" w:cs="Courier New" w:eastAsia="Courier New" w:hAnsi="Courier New"/>
+          <w:b w:val="false"/>
+          <w:bCs w:val="false"/>
+          <w:sz w:val="24"/>
+          <w:szCs w:val="24"/>
+        </w:rPr>
+        <w:t xml:space="preserve">圭介</w:t>
+      </w:r>
+    </w:p>
+    <w:p>
+      <w:pPr>
+        <w:spacing w:after="0" w:before="0" w:line="240"/>
+        <w:ind w:left="1440" w:right="2160"/>
+        <w:jc w:val="left"/>
+      </w:pPr>
+      <w:r>
+        <w:rPr>
+          <w:rFonts w:ascii="Courier New" w:cs="Courier New" w:eastAsia="Courier New" w:hAnsi="Courier New"/>
+          <w:b w:val="false"/>
+          <w:bCs w:val="false"/>
+          <w:sz w:val="24"/>
+          <w:szCs w:val="24"/>
+        </w:rPr>
+        <w:t xml:space="preserve">その若様が。</w:t>
+      </w:r>
+    </w:p>
+    <w:p>
+      <w:pPr>
+        <w:spacing w:after="0" w:before="200" w:line="240"/>
+        <w:ind w:left="3170" w:right="0"/>
+        <w:jc w:val="left"/>
+      </w:pPr>
+      <w:r>
+        <w:rPr>
+          <w:rFonts w:ascii="Courier New" w:cs="Courier New" w:eastAsia="Courier New" w:hAnsi="Courier New"/>
+          <w:b w:val="false"/>
+          <w:bCs w:val="false"/>
+          <w:sz w:val="24"/>
+          <w:szCs w:val="24"/>
+        </w:rPr>
+        <w:t xml:space="preserve">鷲尾</w:t>
+      </w:r>
+    </w:p>
+    <w:p>
+      <w:pPr>
+        <w:spacing w:after="0" w:before="0" w:line="240"/>
+        <w:ind w:left="1440" w:right="2160"/>
+        <w:jc w:val="left"/>
+      </w:pPr>
+      <w:r>
+        <w:rPr>
+          <w:rFonts w:ascii="Courier New" w:cs="Courier New" w:eastAsia="Courier New" w:hAnsi="Courier New"/>
+          <w:b w:val="false"/>
+          <w:bCs w:val="false"/>
+          <w:sz w:val="24"/>
+          <w:szCs w:val="24"/>
+        </w:rPr>
+        <w:t xml:space="preserve">伊集院様。この館の、最初のお客様でございます。</w:t>
+      </w:r>
+    </w:p>
+    <w:p>
+      <w:pPr>
+        <w:spacing w:after="120" w:before="0" w:line="240"/>
+        <w:ind w:left="0" w:right="0"/>
+        <w:jc w:val="left"/>
+      </w:pPr>
+      <w:r>
+        <w:rPr>
+          <w:rFonts w:ascii="Courier New" w:cs="Courier New" w:eastAsia="Courier New" w:hAnsi="Courier New"/>
+          <w:b w:val="false"/>
+          <w:bCs w:val="false"/>
+          <w:sz w:val="24"/>
+          <w:szCs w:val="24"/>
+        </w:rPr>
+        <w:t xml:space="preserve">圭介は、写真を見る。</w:t>
+      </w:r>
+    </w:p>
+    <w:p>
+      <w:pPr>
+        <w:spacing w:after="0" w:before="200" w:line="240"/>
+        <w:ind w:left="3170" w:right="0"/>
+        <w:jc w:val="left"/>
+      </w:pPr>
+      <w:r>
+        <w:rPr>
+          <w:rFonts w:ascii="Courier New" w:cs="Courier New" w:eastAsia="Courier New" w:hAnsi="Courier New"/>
+          <w:b w:val="false"/>
+          <w:bCs w:val="false"/>
+          <w:sz w:val="24"/>
+          <w:szCs w:val="24"/>
+        </w:rPr>
+        <w:t xml:space="preserve">鷲尾（CONT'D）</w:t>
+      </w:r>
+    </w:p>
+    <w:p>
+      <w:pPr>
+        <w:spacing w:after="0" w:before="0" w:line="240"/>
+        <w:ind w:left="1440" w:right="2160"/>
+        <w:jc w:val="left"/>
+      </w:pPr>
+      <w:r>
+        <w:rPr>
+          <w:rFonts w:ascii="Courier New" w:cs="Courier New" w:eastAsia="Courier New" w:hAnsi="Courier New"/>
+          <w:b w:val="false"/>
+          <w:bCs w:val="false"/>
+          <w:sz w:val="24"/>
+          <w:szCs w:val="24"/>
+        </w:rPr>
+        <w:t xml:space="preserve">静子の手を離したのは、わたくしでございます。夜会に行かせてしまった。行くなと、言えなかった。</w:t>
+      </w:r>
+    </w:p>
+    <w:p>
+      <w:pPr>
+        <w:spacing w:after="120" w:before="0" w:line="240"/>
+        <w:ind w:left="0" w:right="0"/>
+        <w:jc w:val="left"/>
+      </w:pPr>
+      <w:r>
+        <w:rPr>
+          <w:rFonts w:ascii="Courier New" w:cs="Courier New" w:eastAsia="Courier New" w:hAnsi="Courier New"/>
+          <w:b w:val="false"/>
+          <w:bCs w:val="false"/>
+          <w:sz w:val="24"/>
+          <w:szCs w:val="24"/>
+        </w:rPr>
+        <w:t xml:space="preserve">鷲尾は、写真を引き出しに戻す。</w:t>
+      </w:r>
+    </w:p>
+    <w:p>
+      <w:pPr>
+        <w:spacing w:after="0" w:before="200" w:line="240"/>
+        <w:ind w:left="3170" w:right="0"/>
+        <w:jc w:val="left"/>
+      </w:pPr>
+      <w:r>
+        <w:rPr>
+          <w:rFonts w:ascii="Courier New" w:cs="Courier New" w:eastAsia="Courier New" w:hAnsi="Courier New"/>
+          <w:b w:val="false"/>
+          <w:bCs w:val="false"/>
+          <w:sz w:val="24"/>
+          <w:szCs w:val="24"/>
+        </w:rPr>
+        <w:t xml:space="preserve">鷲尾（CONT'D）</w:t>
+      </w:r>
+    </w:p>
+    <w:p>
+      <w:pPr>
+        <w:spacing w:after="0" w:before="0" w:line="240"/>
+        <w:ind w:left="1440" w:right="2160"/>
+        <w:jc w:val="left"/>
+      </w:pPr>
+      <w:r>
+        <w:rPr>
+          <w:rFonts w:ascii="Courier New" w:cs="Courier New" w:eastAsia="Courier New" w:hAnsi="Courier New"/>
+          <w:b w:val="false"/>
+          <w:bCs w:val="false"/>
+          <w:sz w:val="24"/>
+          <w:szCs w:val="24"/>
+        </w:rPr>
+        <w:t xml:space="preserve">久我様と、わたくしは、同じでございます。ですから、わたくしの後を継いでいただけるのは、あなた様しかおられない。</w:t>
+      </w:r>
+    </w:p>
+    <w:p>
+      <w:pPr>
+        <w:spacing w:after="0" w:before="200" w:line="240"/>
+        <w:ind w:left="3170" w:right="0"/>
+        <w:jc w:val="left"/>
+      </w:pPr>
+      <w:r>
+        <w:rPr>
+          <w:rFonts w:ascii="Courier New" w:cs="Courier New" w:eastAsia="Courier New" w:hAnsi="Courier New"/>
+          <w:b w:val="false"/>
+          <w:bCs w:val="false"/>
+          <w:sz w:val="24"/>
+          <w:szCs w:val="24"/>
+        </w:rPr>
+        <w:t xml:space="preserve">圭介</w:t>
+      </w:r>
+    </w:p>
+    <w:p>
+      <w:pPr>
+        <w:spacing w:after="0" w:before="0" w:line="240"/>
+        <w:ind w:left="1440" w:right="2160"/>
+        <w:jc w:val="left"/>
+      </w:pPr>
+      <w:r>
+        <w:rPr>
+          <w:rFonts w:ascii="Courier New" w:cs="Courier New" w:eastAsia="Courier New" w:hAnsi="Courier New"/>
+          <w:b w:val="false"/>
+          <w:bCs w:val="false"/>
+          <w:sz w:val="24"/>
+          <w:szCs w:val="24"/>
+        </w:rPr>
+        <w:t xml:space="preserve">同じじゃない。</w:t>
+      </w:r>
+    </w:p>
+    <w:p>
+      <w:pPr>
+        <w:spacing w:after="0" w:before="200" w:line="240"/>
+        <w:ind w:left="3170" w:right="0"/>
+        <w:jc w:val="left"/>
+      </w:pPr>
+      <w:r>
+        <w:rPr>
+          <w:rFonts w:ascii="Courier New" w:cs="Courier New" w:eastAsia="Courier New" w:hAnsi="Courier New"/>
+          <w:b w:val="false"/>
+          <w:bCs w:val="false"/>
+          <w:sz w:val="24"/>
+          <w:szCs w:val="24"/>
+        </w:rPr>
+        <w:t xml:space="preserve">鷲尾</w:t>
+      </w:r>
+    </w:p>
+    <w:p>
+      <w:pPr>
+        <w:spacing w:after="0" w:before="0" w:line="240"/>
+        <w:ind w:left="1440" w:right="2160"/>
+        <w:jc w:val="left"/>
+      </w:pPr>
+      <w:r>
+        <w:rPr>
+          <w:rFonts w:ascii="Courier New" w:cs="Courier New" w:eastAsia="Courier New" w:hAnsi="Courier New"/>
+          <w:b w:val="false"/>
+          <w:bCs w:val="false"/>
+          <w:sz w:val="24"/>
+          <w:szCs w:val="24"/>
+        </w:rPr>
+        <w:t xml:space="preserve">どこが、違いましょう。</w:t>
+      </w:r>
+    </w:p>
+    <w:p>
+      <w:pPr>
+        <w:spacing w:after="0" w:before="200" w:line="240"/>
+        <w:ind w:left="3170" w:right="0"/>
+        <w:jc w:val="left"/>
+      </w:pPr>
+      <w:r>
+        <w:rPr>
+          <w:rFonts w:ascii="Courier New" w:cs="Courier New" w:eastAsia="Courier New" w:hAnsi="Courier New"/>
+          <w:b w:val="false"/>
+          <w:bCs w:val="false"/>
+          <w:sz w:val="24"/>
+          <w:szCs w:val="24"/>
+        </w:rPr>
+        <w:t xml:space="preserve">圭介</w:t>
+      </w:r>
+    </w:p>
+    <w:p>
+      <w:pPr>
+        <w:spacing w:after="0" w:before="0" w:line="240"/>
+        <w:ind w:left="1440" w:right="2160"/>
+        <w:jc w:val="left"/>
+      </w:pPr>
+      <w:r>
+        <w:rPr>
+          <w:rFonts w:ascii="Courier New" w:cs="Courier New" w:eastAsia="Courier New" w:hAnsi="Courier New"/>
+          <w:b w:val="false"/>
+          <w:bCs w:val="false"/>
+          <w:sz w:val="24"/>
+          <w:szCs w:val="24"/>
+        </w:rPr>
+        <w:t xml:space="preserve">俺の息子は、生きてる。</w:t>
+      </w:r>
+    </w:p>
+    <w:p>
+      <w:pPr>
+        <w:spacing w:after="120" w:before="0" w:line="240"/>
+        <w:ind w:left="0" w:right="0"/>
+        <w:jc w:val="left"/>
+      </w:pPr>
+      <w:r>
+        <w:rPr>
+          <w:rFonts w:ascii="Courier New" w:cs="Courier New" w:eastAsia="Courier New" w:hAnsi="Courier New"/>
+          <w:b w:val="false"/>
+          <w:bCs w:val="false"/>
+          <w:sz w:val="24"/>
+          <w:szCs w:val="24"/>
+        </w:rPr>
+        <w:t xml:space="preserve">鷲尾は、答えない。</w:t>
       </w:r>
     </w:p>
     <w:p>
